--- a/reports/C3/Student #4/D04/Testing-Report-S04.docx
+++ b/reports/C3/Student #4/D04/Testing-Report-S04.docx
@@ -614,7 +614,7 @@
                 <w:noProof/>
                 <w:webHidden/>
               </w:rPr>
-              <w:t>8</w:t>
+              <w:t>7</w:t>
             </w:r>
             <w:r>
               <w:rPr>
@@ -684,7 +684,7 @@
                 <w:noProof/>
                 <w:webHidden/>
               </w:rPr>
-              <w:t>9</w:t>
+              <w:t>8</w:t>
             </w:r>
             <w:r>
               <w:rPr>
@@ -748,11 +748,42 @@
       </w:r>
       <w:proofErr w:type="spellStart"/>
       <w:r>
+        <w:rPr>
+          <w:b/>
+          <w:bCs/>
+        </w:rPr>
         <w:t>Student</w:t>
       </w:r>
       <w:proofErr w:type="spellEnd"/>
       <w:r>
-        <w:t xml:space="preserve"> 4. Mi trabajo se ha dividido en dos grandes bloques: las pruebas funcionales, para asegurar que todo opera como se espera, y las de rendimiento, para medir la agilidad del sistema en un escenario de uso normal.</w:t>
+        <w:rPr>
+          <w:b/>
+          <w:bCs/>
+        </w:rPr>
+        <w:t xml:space="preserve"> 4</w:t>
+      </w:r>
+      <w:r>
+        <w:t xml:space="preserve">. Mi trabajo se ha dividido en dos grandes bloques: las </w:t>
+      </w:r>
+      <w:r>
+        <w:rPr>
+          <w:b/>
+          <w:bCs/>
+        </w:rPr>
+        <w:t>pruebas funcionales</w:t>
+      </w:r>
+      <w:r>
+        <w:t xml:space="preserve">, para asegurar que todo opera como se espera, y las de </w:t>
+      </w:r>
+      <w:r>
+        <w:rPr>
+          <w:b/>
+          <w:bCs/>
+        </w:rPr>
+        <w:t>rendimiento</w:t>
+      </w:r>
+      <w:r>
+        <w:t>, para medir la agilidad del sistema en un escenario de uso normal.</w:t>
       </w:r>
     </w:p>
     <w:p>
@@ -774,7 +805,17 @@
       </w:r>
       <w:r>
         <w:lastRenderedPageBreak/>
-        <w:t>escenarios: primero, con la base de datos sin índices adicionales y, después, con los índices clave ya aplicados. El objetivo final era comparar ambos resultados para cuantificar la mejora que supone la indexación.</w:t>
+        <w:t xml:space="preserve">escenarios: primero, con la base de datos sin índices adicionales y, después, con los índices clave ya aplicados. El objetivo final era comparar ambos resultados para </w:t>
+      </w:r>
+      <w:r>
+        <w:rPr>
+          <w:b/>
+          <w:bCs/>
+        </w:rPr>
+        <w:t>cuantificar la mejora que supone la indexación</w:t>
+      </w:r>
+      <w:r>
+        <w:t>.</w:t>
       </w:r>
     </w:p>
     <w:p>
@@ -1174,11 +1215,9 @@
       <w:r>
         <w:t xml:space="preserve">), las que ya son </w:t>
       </w:r>
-      <w:proofErr w:type="gramStart"/>
-      <w:r>
-        <w:t>públicas</w:t>
-      </w:r>
-      <w:proofErr w:type="gramEnd"/>
+      <w:r>
+        <w:t>públicas,</w:t>
+      </w:r>
       <w:r>
         <w:t xml:space="preserve"> pero siguen sin resolverse (</w:t>
       </w:r>
@@ -2886,21 +2925,7 @@
           <w:b/>
           <w:bCs/>
         </w:rPr>
-        <w:t xml:space="preserve">picos muy agudos, de gran </w:t>
-      </w:r>
-      <w:r>
-        <w:rPr>
-          <w:b/>
-          <w:bCs/>
-        </w:rPr>
-        <w:t>magnitud,</w:t>
-      </w:r>
-      <w:r>
-        <w:rPr>
-          <w:b/>
-          <w:bCs/>
-        </w:rPr>
-        <w:t xml:space="preserve"> pero de corta duración</w:t>
+        <w:t>picos muy agudos, de gran magnitud, pero de corta duración</w:t>
       </w:r>
       <w:r>
         <w:t>, que alcanzan valores de hasta 7. Esto indica que hay operaciones momentáneas que saturan la capacidad del disco, pero se resuelven casi instantáneamente.</w:t>
@@ -3107,34 +3132,14 @@
     </w:p>
     <w:p>
       <w:r>
-        <w:t xml:space="preserve">Es importante notar </w:t>
-      </w:r>
-      <w:r>
-        <w:t>que,</w:t>
-      </w:r>
-      <w:r>
-        <w:t xml:space="preserve"> </w:t>
-      </w:r>
-      <w:r>
-        <w:rPr>
-          <w:b/>
-          <w:bCs/>
-        </w:rPr>
-        <w:t>durante el periodo de máximo estrés del disco</w:t>
-      </w:r>
-      <w:r>
-        <w:rPr>
-          <w:b/>
-          <w:bCs/>
-        </w:rPr>
-        <w:t xml:space="preserve">, </w:t>
-      </w:r>
-      <w:r>
-        <w:rPr>
-          <w:b/>
-          <w:bCs/>
-        </w:rPr>
-        <w:t>el uso del procesador disminuye notablemente</w:t>
+        <w:t xml:space="preserve">Es importante notar que, </w:t>
+      </w:r>
+      <w:r>
+        <w:rPr>
+          <w:b/>
+          <w:bCs/>
+        </w:rPr>
+        <w:t>durante el periodo de máximo estrés del disco, el uso del procesador disminuye notablemente</w:t>
       </w:r>
       <w:r>
         <w:t>. Esto confirma la conclusión anterior: el sistema no está limitado por la CPU, sino que está esperando a que el disco complete sus operaciones.</w:t>
@@ -3228,7 +3233,7 @@
           <w:noProof/>
         </w:rPr>
         <w:drawing>
-          <wp:inline distT="0" distB="0" distL="0" distR="0" wp14:anchorId="4E7EE159" wp14:editId="1FEA78DC">
+          <wp:inline distT="0" distB="0" distL="0" distR="0" wp14:anchorId="4E7EE159" wp14:editId="63B0DBF5">
             <wp:extent cx="4933950" cy="2694410"/>
             <wp:effectExtent l="0" t="0" r="0" b="0"/>
             <wp:docPr id="686421596" name="Imagen 1"/>
@@ -3280,7 +3285,7 @@
           <w:noProof/>
         </w:rPr>
         <w:drawing>
-          <wp:inline distT="0" distB="0" distL="0" distR="0" wp14:anchorId="536FB050" wp14:editId="63D28FFB">
+          <wp:inline distT="0" distB="0" distL="0" distR="0" wp14:anchorId="536FB050" wp14:editId="5F29DA84">
             <wp:extent cx="5067300" cy="2768424"/>
             <wp:effectExtent l="0" t="0" r="0" b="0"/>
             <wp:docPr id="33125765" name="Imagen 2"/>
@@ -3336,7 +3341,7 @@
           <w:noProof/>
         </w:rPr>
         <w:drawing>
-          <wp:inline distT="0" distB="0" distL="0" distR="0" wp14:anchorId="109C4CEB" wp14:editId="4064530A">
+          <wp:inline distT="0" distB="0" distL="0" distR="0" wp14:anchorId="109C4CEB" wp14:editId="5A1B2A12">
             <wp:extent cx="5076825" cy="2753927"/>
             <wp:effectExtent l="0" t="0" r="0" b="8890"/>
             <wp:docPr id="1106536023" name="Imagen 3"/>
@@ -5292,6 +5297,7 @@
   <w:style w:type="character" w:default="1" w:styleId="Fuentedeprrafopredeter">
     <w:name w:val="Default Paragraph Font"/>
     <w:uiPriority w:val="1"/>
+    <w:semiHidden/>
     <w:unhideWhenUsed/>
   </w:style>
   <w:style w:type="table" w:default="1" w:styleId="Tablanormal">
